--- a/public/files/contract_individual.docx
+++ b/public/files/contract_individual.docx
@@ -288,6 +288,158 @@
         <mc:AlternateContent>
           <mc:Choice Requires="wps">
             <w:drawing>
+              <wp:anchor distT="0" distB="0" distL="114300" distR="114300" simplePos="0" relativeHeight="251689984" behindDoc="0" locked="0" layoutInCell="1" allowOverlap="1" wp14:anchorId="3CBD8B2C" wp14:editId="170C83C1">
+                <wp:simplePos x="0" y="0"/>
+                <wp:positionH relativeFrom="column">
+                  <wp:posOffset>4695477</wp:posOffset>
+                </wp:positionH>
+                <wp:positionV relativeFrom="paragraph">
+                  <wp:posOffset>1329546</wp:posOffset>
+                </wp:positionV>
+                <wp:extent cx="1958952" cy="590689"/>
+                <wp:effectExtent l="0" t="0" r="0" b="0"/>
+                <wp:wrapNone/>
+                <wp:docPr id="1644766163" name="Text Box 2"/>
+                <wp:cNvGraphicFramePr/>
+                <a:graphic xmlns:a="http://schemas.openxmlformats.org/drawingml/2006/main">
+                  <a:graphicData uri="http://schemas.microsoft.com/office/word/2010/wordprocessingShape">
+                    <wps:wsp>
+                      <wps:cNvSpPr txBox="1"/>
+                      <wps:spPr>
+                        <a:xfrm>
+                          <a:off x="0" y="0"/>
+                          <a:ext cx="1958952" cy="590689"/>
+                        </a:xfrm>
+                        <a:prstGeom prst="rect">
+                          <a:avLst/>
+                        </a:prstGeom>
+                        <a:noFill/>
+                        <a:ln w="6350">
+                          <a:noFill/>
+                        </a:ln>
+                      </wps:spPr>
+                      <wps:txbx>
+                        <w:txbxContent>
+                          <w:p>
+                            <w:pPr>
+                              <w:rPr>
+                                <w:rFonts w:ascii="Sylfaen" w:hAnsi="Sylfaen"/>
+                                <w:sz w:val="20"/>
+                                <w:szCs w:val="20"/>
+                                <w:highlight w:val="yellow"/>
+                                <w:lang w:val="hy-AM"/>
+                              </w:rPr>
+                            </w:pPr>
+                            <w:r>
+                              <w:rPr>
+                                <w:rFonts w:ascii="Sylfaen" w:hAnsi="Sylfaen"/>
+                                <w:sz w:val="20"/>
+                                <w:szCs w:val="20"/>
+                                <w:lang w:val="hy-AM"/>
+                              </w:rPr>
+                              <w:t xml:space="preserve">${interest_amount} </w:t>
+                            </w:r>
+                            <w:r>
+                              <w:rPr>
+                                <w:rFonts w:ascii="Sylfaen" w:hAnsi="Sylfaen"/>
+                                <w:sz w:val="20"/>
+                                <w:szCs w:val="20"/>
+                                <w:lang w:val="hy-AM"/>
+                              </w:rPr>
+                              <w:t xml:space="preserve">ՀՀ </w:t>
+                            </w:r>
+                            <w:r>
+                              <w:rPr>
+                                <w:rFonts w:ascii="Sylfaen" w:hAnsi="Sylfaen"/>
+                                <w:sz w:val="20"/>
+                                <w:szCs w:val="20"/>
+                                <w:lang w:val="hy-AM"/>
+                              </w:rPr>
+                              <w:t>դրամ</w:t>
+                            </w:r>
+                          </w:p>
+                        </w:txbxContent>
+                      </wps:txbx>
+                      <wps:bodyPr rot="0" spcFirstLastPara="0" vertOverflow="overflow" horzOverflow="overflow" vert="horz" wrap="square" lIns="91440" tIns="45720" rIns="91440" bIns="45720" numCol="1" spcCol="0" rtlCol="0" fromWordArt="0" anchor="t" anchorCtr="0" forceAA="0" compatLnSpc="1">
+                        <a:prstTxWarp prst="textNoShape">
+                          <a:avLst/>
+                        </a:prstTxWarp>
+                        <a:noAutofit/>
+                      </wps:bodyPr>
+                    </wps:wsp>
+                  </a:graphicData>
+                </a:graphic>
+                <wp14:sizeRelH relativeFrom="margin">
+                  <wp14:pctWidth>0</wp14:pctWidth>
+                </wp14:sizeRelH>
+                <wp14:sizeRelV relativeFrom="margin">
+                  <wp14:pctHeight>0</wp14:pctHeight>
+                </wp14:sizeRelV>
+              </wp:anchor>
+            </w:drawing>
+          </mc:Choice>
+          <mc:Fallback>
+            <w:pict>
+              <v:shapetype w14:anchorId="3CBD8B2C" id="_x0000_t202" coordsize="21600,21600" o:spt="202" path="m,l,21600r21600,l21600,xe">
+                <v:stroke joinstyle="miter"/>
+                <v:path gradientshapeok="t" o:connecttype="rect"/>
+              </v:shapetype>
+              <v:shape id="_x0000_s1027" type="#_x0000_t202" style="position:absolute;left:0;text-align:left;margin-left:369.7pt;margin-top:104.7pt;width:154.25pt;height:46.5pt;z-index:251689984;visibility:visible;mso-wrap-style:square;mso-width-percent:0;mso-height-percent:0;mso-wrap-distance-left:9pt;mso-wrap-distance-top:0;mso-wrap-distance-right:9pt;mso-wrap-distance-bottom:0;mso-position-horizontal:absolute;mso-position-horizontal-relative:text;mso-position-vertical:absolute;mso-position-vertical-relative:text;mso-width-percent:0;mso-height-percent:0;mso-width-relative:margin;mso-height-relative:margin;v-text-anchor:top" o:gfxdata="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" filled="f" stroked="f" strokeweight=".5pt">
+                <v:textbox>
+                  <w:txbxContent>
+                    <w:p>
+                      <w:pPr>
+                        <w:rPr>
+                          <w:rFonts w:ascii="Sylfaen" w:hAnsi="Sylfaen"/>
+                          <w:sz w:val="20"/>
+                          <w:szCs w:val="20"/>
+                          <w:highlight w:val="yellow"/>
+                          <w:lang w:val="hy-AM"/>
+                        </w:rPr>
+                      </w:pPr>
+                      <w:r>
+                        <w:rPr>
+                          <w:rFonts w:ascii="Sylfaen" w:hAnsi="Sylfaen"/>
+                          <w:sz w:val="20"/>
+                          <w:szCs w:val="20"/>
+                          <w:lang w:val="hy-AM"/>
+                        </w:rPr>
+                        <w:t xml:space="preserve">${interest_amount} </w:t>
+                      </w:r>
+                      <w:r>
+                        <w:rPr>
+                          <w:rFonts w:ascii="Sylfaen" w:hAnsi="Sylfaen"/>
+                          <w:sz w:val="20"/>
+                          <w:szCs w:val="20"/>
+                          <w:lang w:val="hy-AM"/>
+                        </w:rPr>
+                        <w:t xml:space="preserve">ՀՀ </w:t>
+                      </w:r>
+                      <w:r>
+                        <w:rPr>
+                          <w:rFonts w:ascii="Sylfaen" w:hAnsi="Sylfaen"/>
+                          <w:sz w:val="20"/>
+                          <w:szCs w:val="20"/>
+                          <w:lang w:val="hy-AM"/>
+                        </w:rPr>
+                        <w:t>դրամ</w:t>
+                      </w:r>
+                    </w:p>
+                  </w:txbxContent>
+                </v:textbox>
+              </v:shape>
+            </w:pict>
+          </mc:Fallback>
+        </mc:AlternateContent>
+      </w:r>
+      <w:r>
+        <w:rPr>
+          <w:noProof/>
+          <w:lang w:val="ru-RU" w:eastAsia="ru-RU"/>
+        </w:rPr>
+        <mc:AlternateContent>
+          <mc:Choice Requires="wps">
+            <w:drawing>
               <wp:anchor distT="0" distB="0" distL="114300" distR="114300" simplePos="0" relativeHeight="251685888" behindDoc="0" locked="0" layoutInCell="1" allowOverlap="1" wp14:anchorId="21F22483" wp14:editId="7493408F">
                 <wp:simplePos x="0" y="0"/>
                 <wp:positionH relativeFrom="column">
@@ -472,7 +624,7 @@
         <mc:AlternateContent>
           <mc:Choice Requires="wps">
             <w:drawing>
-              <wp:anchor distT="0" distB="0" distL="114300" distR="114300" simplePos="0" relativeHeight="251687936" behindDoc="0" locked="0" layoutInCell="1" allowOverlap="1" wp14:anchorId="6AE16866" wp14:editId="3CAB9FCD">
+              <wp:anchor distT="0" distB="0" distL="114300" distR="114300" simplePos="0" relativeHeight="251687936" behindDoc="0" locked="0" layoutInCell="1" allowOverlap="1" wp14:anchorId="6AE16866" wp14:editId="46D3429D">
                 <wp:simplePos x="0" y="0"/>
                 <wp:positionH relativeFrom="column">
                   <wp:posOffset>4694555</wp:posOffset>
@@ -581,7 +733,11 @@
           </mc:Choice>
           <mc:Fallback>
             <w:pict>
-              <v:shape w14:anchorId="6AE16866" id="_x0000_s1028" type="#_x0000_t202" style="position:absolute;left:0;text-align:left;margin-left:369.65pt;margin-top:86.3pt;width:128.95pt;height:23.45pt;z-index:251687936;visibility:visible;mso-wrap-style:square;mso-width-percent:0;mso-height-percent:0;mso-wrap-distance-left:9pt;mso-wrap-distance-top:0;mso-wrap-distance-right:9pt;mso-wrap-distance-bottom:0;mso-position-horizontal:absolute;mso-position-horizontal-relative:text;mso-position-vertical:absolute;mso-position-vertical-relative:text;mso-width-percent:0;mso-height-percent:0;mso-width-relative:margin;mso-height-relative:margin;v-text-anchor:top" o:gfxdata="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" filled="f" stroked="f" strokeweight=".5pt">
+              <v:shapetype w14:anchorId="6AE16866" id="_x0000_t202" coordsize="21600,21600" o:spt="202" path="m,l,21600r21600,l21600,xe">
+                <v:stroke joinstyle="miter"/>
+                <v:path gradientshapeok="t" o:connecttype="rect"/>
+              </v:shapetype>
+              <v:shape id="_x0000_s1029" type="#_x0000_t202" style="position:absolute;left:0;text-align:left;margin-left:369.65pt;margin-top:86.3pt;width:128.95pt;height:23.45pt;z-index:251687936;visibility:visible;mso-wrap-style:square;mso-width-percent:0;mso-height-percent:0;mso-wrap-distance-left:9pt;mso-wrap-distance-top:0;mso-wrap-distance-right:9pt;mso-wrap-distance-bottom:0;mso-position-horizontal:absolute;mso-position-horizontal-relative:text;mso-position-vertical:absolute;mso-position-vertical-relative:text;mso-width-percent:0;mso-height-percent:0;mso-width-relative:margin;mso-height-relative:margin;v-text-anchor:top" o:gfxdata="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" filled="f" stroked="f" strokeweight=".5pt">
                 <v:textbox>
                   <w:txbxContent>
                     <w:p>
@@ -637,156 +793,6 @@
                           <w:lang w:val="hy-AM"/>
                         </w:rPr>
                         <w:t>ՀՀ դրամ</w:t>
-                      </w:r>
-                    </w:p>
-                  </w:txbxContent>
-                </v:textbox>
-              </v:shape>
-            </w:pict>
-          </mc:Fallback>
-        </mc:AlternateContent>
-      </w:r>
-      <w:r>
-        <w:rPr>
-          <w:noProof/>
-          <w:lang w:val="ru-RU" w:eastAsia="ru-RU"/>
-        </w:rPr>
-        <mc:AlternateContent>
-          <mc:Choice Requires="wps">
-            <w:drawing>
-              <wp:anchor distT="0" distB="0" distL="114300" distR="114300" simplePos="0" relativeHeight="251689984" behindDoc="0" locked="0" layoutInCell="1" allowOverlap="1" wp14:anchorId="3CBD8B2C" wp14:editId="3010C1C1">
-                <wp:simplePos x="0" y="0"/>
-                <wp:positionH relativeFrom="column">
-                  <wp:posOffset>4696130</wp:posOffset>
-                </wp:positionH>
-                <wp:positionV relativeFrom="paragraph">
-                  <wp:posOffset>1329055</wp:posOffset>
-                </wp:positionV>
-                <wp:extent cx="1637665" cy="297815"/>
-                <wp:effectExtent l="0" t="0" r="0" b="0"/>
-                <wp:wrapNone/>
-                <wp:docPr id="1644766163" name="Text Box 2"/>
-                <wp:cNvGraphicFramePr/>
-                <a:graphic xmlns:a="http://schemas.openxmlformats.org/drawingml/2006/main">
-                  <a:graphicData uri="http://schemas.microsoft.com/office/word/2010/wordprocessingShape">
-                    <wps:wsp>
-                      <wps:cNvSpPr txBox="1"/>
-                      <wps:spPr>
-                        <a:xfrm>
-                          <a:off x="0" y="0"/>
-                          <a:ext cx="1637665" cy="297815"/>
-                        </a:xfrm>
-                        <a:prstGeom prst="rect">
-                          <a:avLst/>
-                        </a:prstGeom>
-                        <a:noFill/>
-                        <a:ln w="6350">
-                          <a:noFill/>
-                        </a:ln>
-                      </wps:spPr>
-                      <wps:txbx>
-                        <w:txbxContent>
-                          <w:p>
-                            <w:pPr>
-                              <w:rPr>
-                                <w:rFonts w:ascii="Sylfaen" w:hAnsi="Sylfaen"/>
-                                <w:sz w:val="20"/>
-                                <w:szCs w:val="20"/>
-                                <w:highlight w:val="yellow"/>
-                                <w:lang w:val="hy-AM"/>
-                              </w:rPr>
-                            </w:pPr>
-                            <w:r>
-                              <w:rPr>
-                                <w:rFonts w:ascii="Sylfaen" w:hAnsi="Sylfaen"/>
-                                <w:sz w:val="20"/>
-                                <w:szCs w:val="20"/>
-                                <w:lang w:val="hy-AM"/>
-                              </w:rPr>
-                              <w:t xml:space="preserve">${interest_amount} </w:t>
-                            </w:r>
-                            <w:r>
-                              <w:rPr>
-                                <w:rFonts w:ascii="Sylfaen" w:hAnsi="Sylfaen"/>
-                                <w:sz w:val="20"/>
-                                <w:szCs w:val="20"/>
-                                <w:lang w:val="hy-AM"/>
-                              </w:rPr>
-                              <w:t xml:space="preserve">ՀՀ </w:t>
-                            </w:r>
-                            <w:r>
-                              <w:rPr>
-                                <w:rFonts w:ascii="Sylfaen" w:hAnsi="Sylfaen"/>
-                                <w:sz w:val="20"/>
-                                <w:szCs w:val="20"/>
-                                <w:highlight w:val="yellow"/>
-                                <w:lang w:val="hy-AM"/>
-                              </w:rPr>
-                              <w:t>դրամ</w:t>
-                            </w:r>
-                          </w:p>
-                        </w:txbxContent>
-                      </wps:txbx>
-                      <wps:bodyPr rot="0" spcFirstLastPara="0" vertOverflow="overflow" horzOverflow="overflow" vert="horz" wrap="square" lIns="91440" tIns="45720" rIns="91440" bIns="45720" numCol="1" spcCol="0" rtlCol="0" fromWordArt="0" anchor="t" anchorCtr="0" forceAA="0" compatLnSpc="1">
-                        <a:prstTxWarp prst="textNoShape">
-                          <a:avLst/>
-                        </a:prstTxWarp>
-                        <a:noAutofit/>
-                      </wps:bodyPr>
-                    </wps:wsp>
-                  </a:graphicData>
-                </a:graphic>
-                <wp14:sizeRelH relativeFrom="margin">
-                  <wp14:pctWidth>0</wp14:pctWidth>
-                </wp14:sizeRelH>
-                <wp14:sizeRelV relativeFrom="margin">
-                  <wp14:pctHeight>0</wp14:pctHeight>
-                </wp14:sizeRelV>
-              </wp:anchor>
-            </w:drawing>
-          </mc:Choice>
-          <mc:Fallback>
-            <w:pict>
-              <v:shape w14:anchorId="3CBD8B2C" id="_x0000_s1029" type="#_x0000_t202" style="position:absolute;left:0;text-align:left;margin-left:369.75pt;margin-top:104.65pt;width:128.95pt;height:23.45pt;z-index:251689984;visibility:visible;mso-wrap-style:square;mso-width-percent:0;mso-height-percent:0;mso-wrap-distance-left:9pt;mso-wrap-distance-top:0;mso-wrap-distance-right:9pt;mso-wrap-distance-bottom:0;mso-position-horizontal:absolute;mso-position-horizontal-relative:text;mso-position-vertical:absolute;mso-position-vertical-relative:text;mso-width-percent:0;mso-height-percent:0;mso-width-relative:margin;mso-height-relative:margin;v-text-anchor:top" o:gfxdata="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" filled="f" stroked="f" strokeweight=".5pt">
-                <v:textbox>
-                  <w:txbxContent>
-                    <w:p>
-                      <w:pPr>
-                        <w:rPr>
-                          <w:rFonts w:ascii="Sylfaen" w:hAnsi="Sylfaen"/>
-                          <w:sz w:val="20"/>
-                          <w:szCs w:val="20"/>
-                          <w:highlight w:val="yellow"/>
-                          <w:lang w:val="hy-AM"/>
-                        </w:rPr>
-                      </w:pPr>
-                      <w:r>
-                        <w:rPr>
-                          <w:rFonts w:ascii="Sylfaen" w:hAnsi="Sylfaen"/>
-                          <w:sz w:val="20"/>
-                          <w:szCs w:val="20"/>
-                          <w:lang w:val="hy-AM"/>
-                        </w:rPr>
-                        <w:t xml:space="preserve">${interest_amount} </w:t>
-                      </w:r>
-                      <w:r>
-                        <w:rPr>
-                          <w:rFonts w:ascii="Sylfaen" w:hAnsi="Sylfaen"/>
-                          <w:sz w:val="20"/>
-                          <w:szCs w:val="20"/>
-                          <w:lang w:val="hy-AM"/>
-                        </w:rPr>
-                        <w:t xml:space="preserve">ՀՀ </w:t>
-                      </w:r>
-                      <w:r>
-                        <w:rPr>
-                          <w:rFonts w:ascii="Sylfaen" w:hAnsi="Sylfaen"/>
-                          <w:sz w:val="20"/>
-                          <w:szCs w:val="20"/>
-                          <w:highlight w:val="yellow"/>
-                          <w:lang w:val="hy-AM"/>
-                        </w:rPr>
-                        <w:t>դրամ</w:t>
                       </w:r>
                     </w:p>
                   </w:txbxContent>
@@ -850,8 +856,18 @@
                                 <w:sz w:val="20"/>
                                 <w:szCs w:val="20"/>
                               </w:rPr>
-                              <w:t>0.0 ՀՀ դրամ</w:t>
+                              <w:t xml:space="preserve">0.0 ՀՀ </w:t>
                             </w:r>
+                            <w:proofErr w:type="spellStart"/>
+                            <w:r>
+                              <w:rPr>
+                                <w:rFonts w:ascii="Sylfaen" w:hAnsi="Sylfaen"/>
+                                <w:sz w:val="20"/>
+                                <w:szCs w:val="20"/>
+                              </w:rPr>
+                              <w:t>դրամ</w:t>
+                            </w:r>
+                            <w:proofErr w:type="spellEnd"/>
                           </w:p>
                         </w:txbxContent>
                       </wps:txbx>
@@ -1094,7 +1110,25 @@
                                 <w:sz w:val="20"/>
                                 <w:szCs w:val="20"/>
                               </w:rPr>
-                              <w:t xml:space="preserve">${int_rate} </w:t>
+                              <w:t>${</w:t>
+                            </w:r>
+                            <w:proofErr w:type="spellStart"/>
+                            <w:r>
+                              <w:rPr>
+                                <w:rFonts w:ascii="Sylfaen" w:hAnsi="Sylfaen"/>
+                                <w:sz w:val="20"/>
+                                <w:szCs w:val="20"/>
+                              </w:rPr>
+                              <w:t>int_rate</w:t>
+                            </w:r>
+                            <w:proofErr w:type="spellEnd"/>
+                            <w:r>
+                              <w:rPr>
+                                <w:rFonts w:ascii="Sylfaen" w:hAnsi="Sylfaen"/>
+                                <w:sz w:val="20"/>
+                                <w:szCs w:val="20"/>
+                              </w:rPr>
+                              <w:t xml:space="preserve">} </w:t>
                             </w:r>
                             <w:r>
                               <w:rPr>
@@ -1344,8 +1378,18 @@
                                 <w:sz w:val="20"/>
                                 <w:szCs w:val="20"/>
                               </w:rPr>
-                              <w:t>ՀՀ դրամ</w:t>
+                              <w:t xml:space="preserve">ՀՀ </w:t>
                             </w:r>
+                            <w:proofErr w:type="spellStart"/>
+                            <w:r>
+                              <w:rPr>
+                                <w:rFonts w:ascii="Sylfaen" w:hAnsi="Sylfaen"/>
+                                <w:sz w:val="20"/>
+                                <w:szCs w:val="20"/>
+                              </w:rPr>
+                              <w:t>դրամ</w:t>
+                            </w:r>
+                            <w:proofErr w:type="spellEnd"/>
                           </w:p>
                         </w:txbxContent>
                       </wps:txbx>
@@ -1583,7 +1627,7 @@
           <w:lang w:val="ru-RU" w:eastAsia="ru-RU"/>
         </w:rPr>
         <w:drawing>
-          <wp:anchor distT="0" distB="0" distL="114300" distR="114300" simplePos="0" relativeHeight="251658240" behindDoc="0" locked="0" layoutInCell="1" allowOverlap="1" wp14:anchorId="7465843D" wp14:editId="192A84FB">
+          <wp:anchor distT="0" distB="0" distL="114300" distR="114300" simplePos="0" relativeHeight="251658240" behindDoc="0" locked="0" layoutInCell="1" allowOverlap="1" wp14:anchorId="7465843D" wp14:editId="7FED0F98">
             <wp:simplePos x="0" y="0"/>
             <wp:positionH relativeFrom="column">
               <wp:posOffset>3024469</wp:posOffset>
@@ -1853,14 +1897,34 @@
                                 <w:szCs w:val="20"/>
                               </w:rPr>
                             </w:pPr>
+                            <w:proofErr w:type="spellStart"/>
                             <w:r>
                               <w:rPr>
                                 <w:rFonts w:ascii="Sylfaen" w:hAnsi="Sylfaen"/>
                                 <w:sz w:val="20"/>
                                 <w:szCs w:val="20"/>
                               </w:rPr>
-                              <w:t>Չի պահանջվում</w:t>
+                              <w:t>Չի</w:t>
                             </w:r>
+                            <w:proofErr w:type="spellEnd"/>
+                            <w:r>
+                              <w:rPr>
+                                <w:rFonts w:ascii="Sylfaen" w:hAnsi="Sylfaen"/>
+                                <w:sz w:val="20"/>
+                                <w:szCs w:val="20"/>
+                              </w:rPr>
+                              <w:t xml:space="preserve"> </w:t>
+                            </w:r>
+                            <w:proofErr w:type="spellStart"/>
+                            <w:r>
+                              <w:rPr>
+                                <w:rFonts w:ascii="Sylfaen" w:hAnsi="Sylfaen"/>
+                                <w:sz w:val="20"/>
+                                <w:szCs w:val="20"/>
+                              </w:rPr>
+                              <w:t>պահանջվում</w:t>
+                            </w:r>
+                            <w:proofErr w:type="spellEnd"/>
                           </w:p>
                         </w:txbxContent>
                       </wps:txbx>
@@ -2089,6 +2153,7 @@
                                 <w:szCs w:val="20"/>
                               </w:rPr>
                             </w:pPr>
+                            <w:proofErr w:type="spellStart"/>
                             <w:r>
                               <w:rPr>
                                 <w:rFonts w:ascii="Sylfaen" w:hAnsi="Sylfaen"/>
@@ -2097,6 +2162,7 @@
                               </w:rPr>
                               <w:t>ամսական</w:t>
                             </w:r>
+                            <w:proofErr w:type="spellEnd"/>
                           </w:p>
                         </w:txbxContent>
                       </wps:txbx>
@@ -2197,6 +2263,7 @@
                                 <w:szCs w:val="20"/>
                               </w:rPr>
                             </w:pPr>
+                            <w:proofErr w:type="spellStart"/>
                             <w:r>
                               <w:rPr>
                                 <w:rFonts w:ascii="Sylfaen" w:hAnsi="Sylfaen"/>
@@ -2205,6 +2272,7 @@
                               </w:rPr>
                               <w:t>ամսական</w:t>
                             </w:r>
+                            <w:proofErr w:type="spellEnd"/>
                           </w:p>
                         </w:txbxContent>
                       </wps:txbx>
@@ -2305,14 +2373,34 @@
                                 <w:szCs w:val="20"/>
                               </w:rPr>
                             </w:pPr>
+                            <w:proofErr w:type="spellStart"/>
                             <w:r>
                               <w:rPr>
                                 <w:rFonts w:ascii="Sylfaen" w:hAnsi="Sylfaen"/>
                                 <w:sz w:val="20"/>
                                 <w:szCs w:val="20"/>
                               </w:rPr>
-                              <w:t>Չի պահանջվում</w:t>
+                              <w:t>Չի</w:t>
                             </w:r>
+                            <w:proofErr w:type="spellEnd"/>
+                            <w:r>
+                              <w:rPr>
+                                <w:rFonts w:ascii="Sylfaen" w:hAnsi="Sylfaen"/>
+                                <w:sz w:val="20"/>
+                                <w:szCs w:val="20"/>
+                              </w:rPr>
+                              <w:t xml:space="preserve"> </w:t>
+                            </w:r>
+                            <w:proofErr w:type="spellStart"/>
+                            <w:r>
+                              <w:rPr>
+                                <w:rFonts w:ascii="Sylfaen" w:hAnsi="Sylfaen"/>
+                                <w:sz w:val="20"/>
+                                <w:szCs w:val="20"/>
+                              </w:rPr>
+                              <w:t>պահանջվում</w:t>
+                            </w:r>
+                            <w:proofErr w:type="spellEnd"/>
                           </w:p>
                         </w:txbxContent>
                       </wps:txbx>
@@ -3454,14 +3542,34 @@
                                 <w:szCs w:val="20"/>
                               </w:rPr>
                             </w:pPr>
+                            <w:proofErr w:type="spellStart"/>
                             <w:r>
                               <w:rPr>
                                 <w:rFonts w:ascii="Sylfaen" w:hAnsi="Sylfaen"/>
                                 <w:sz w:val="20"/>
                                 <w:szCs w:val="20"/>
                               </w:rPr>
-                              <w:t>Վարկատուի ծախսեր</w:t>
+                              <w:t>Վարկատուի</w:t>
                             </w:r>
+                            <w:proofErr w:type="spellEnd"/>
+                            <w:r>
+                              <w:rPr>
+                                <w:rFonts w:ascii="Sylfaen" w:hAnsi="Sylfaen"/>
+                                <w:sz w:val="20"/>
+                                <w:szCs w:val="20"/>
+                              </w:rPr>
+                              <w:t xml:space="preserve"> </w:t>
+                            </w:r>
+                            <w:proofErr w:type="spellStart"/>
+                            <w:r>
+                              <w:rPr>
+                                <w:rFonts w:ascii="Sylfaen" w:hAnsi="Sylfaen"/>
+                                <w:sz w:val="20"/>
+                                <w:szCs w:val="20"/>
+                              </w:rPr>
+                              <w:t>ծախսեր</w:t>
+                            </w:r>
+                            <w:proofErr w:type="spellEnd"/>
                           </w:p>
                         </w:txbxContent>
                       </wps:txbx>
@@ -3585,14 +3693,34 @@
                                 <w:szCs w:val="20"/>
                               </w:rPr>
                             </w:pPr>
+                            <w:proofErr w:type="spellStart"/>
                             <w:r>
                               <w:rPr>
                                 <w:rFonts w:ascii="Sylfaen" w:hAnsi="Sylfaen"/>
                                 <w:sz w:val="20"/>
                                 <w:szCs w:val="20"/>
                               </w:rPr>
-                              <w:t>Վարկի մարում</w:t>
+                              <w:t>Վարկի</w:t>
                             </w:r>
+                            <w:proofErr w:type="spellEnd"/>
+                            <w:r>
+                              <w:rPr>
+                                <w:rFonts w:ascii="Sylfaen" w:hAnsi="Sylfaen"/>
+                                <w:sz w:val="20"/>
+                                <w:szCs w:val="20"/>
+                              </w:rPr>
+                              <w:t xml:space="preserve"> </w:t>
+                            </w:r>
+                            <w:proofErr w:type="spellStart"/>
+                            <w:r>
+                              <w:rPr>
+                                <w:rFonts w:ascii="Sylfaen" w:hAnsi="Sylfaen"/>
+                                <w:sz w:val="20"/>
+                                <w:szCs w:val="20"/>
+                              </w:rPr>
+                              <w:t>մարում</w:t>
+                            </w:r>
+                            <w:proofErr w:type="spellEnd"/>
                           </w:p>
                         </w:txbxContent>
                       </wps:txbx>
@@ -3711,6 +3839,7 @@
                                 <w:szCs w:val="20"/>
                               </w:rPr>
                             </w:pPr>
+                            <w:proofErr w:type="spellStart"/>
                             <w:r>
                               <w:rPr>
                                 <w:rFonts w:ascii="Sylfaen" w:hAnsi="Sylfaen"/>
@@ -3719,6 +3848,7 @@
                               </w:rPr>
                               <w:t>Տոկոսներ</w:t>
                             </w:r>
+                            <w:proofErr w:type="spellEnd"/>
                           </w:p>
                         </w:txbxContent>
                       </wps:txbx>
